--- a/deneyap/xbox_bluetooth.docx
+++ b/deneyap/xbox_bluetooth.docx
@@ -70,16 +70,36 @@
         <w:t>kontrolcünün MAC adresini</w:t>
       </w:r>
       <w:r>
-        <w:t xml:space="preserve"> belirleyerek ESP32-S3 ile eşleştirme işlemi gerçekleştirilir. Kodun başlangıcında şu işlemler yapılmaktadır:</w:t>
-      </w:r>
-    </w:p>
-    <w:p>
-      <w:pPr>
-        <w:numPr>
-          <w:ilvl w:val="0"/>
-          <w:numId w:val="1"/>
-        </w:numPr>
-      </w:pPr>
+        <w:t xml:space="preserve"> belirleyerek ESP32-S3 ile eşleştirme işlemi gerçekleştirilir. </w:t>
+      </w:r>
+    </w:p>
+    <w:p>
+      <w:pPr>
+        <w:rPr>
+          <w:b/>
+          <w:bCs/>
+        </w:rPr>
+      </w:pPr>
+      <w:r>
+        <w:rPr>
+          <w:b/>
+          <w:bCs/>
+        </w:rPr>
+        <w:t>Kontrolcünün MAC adresini bulmak için;</w:t>
+      </w:r>
+    </w:p>
+    <w:p>
+      <w:r>
+        <w:t>Aygıt Yöneticisi&gt;&gt; Bluetooth&gt;&gt;Xbox Wireless Controller&gt;&gt;Ayrıntılar&gt;&gt;Özellik&gt;&gt;Bluetooth aygıtı adresi</w:t>
+      </w:r>
+    </w:p>
+    <w:p/>
+    <w:p>
+      <w:r>
+        <w:t>Kodun başlangıcında şu işlemler yapılmaktadır:</w:t>
+      </w:r>
+    </w:p>
+    <w:p>
       <w:r>
         <w:rPr>
           <w:b/>
@@ -303,6 +323,7 @@
         <w:rPr>
           <w:noProof/>
         </w:rPr>
+        <w:lastRenderedPageBreak/>
         <w:drawing>
           <wp:inline distT="0" distB="0" distL="0" distR="0" wp14:anchorId="4F632E73" wp14:editId="294C2A5D">
             <wp:extent cx="5705348" cy="1897380"/>
@@ -348,7 +369,6 @@
     </w:p>
     <w:p>
       <w:r>
-        <w:lastRenderedPageBreak/>
         <w:t xml:space="preserve">Joystick verileri 1000 </w:t>
       </w:r>
       <w:proofErr w:type="spellStart"/>
@@ -1522,6 +1542,7 @@
   <w:style w:type="character" w:default="1" w:styleId="VarsaylanParagrafYazTipi">
     <w:name w:val="Default Paragraph Font"/>
     <w:uiPriority w:val="1"/>
+    <w:semiHidden/>
     <w:unhideWhenUsed/>
   </w:style>
   <w:style w:type="table" w:default="1" w:styleId="NormalTablo">
